--- a/nep/docx/65.content.docx
+++ b/nep/docx/65.content.docx
@@ -192,12 +192,6 @@
         <w:rPr>
           <w:lang w:val="ne_NP" w:bidi="ne_NP"/>
         </w:rPr>
-        <w:t>JUD</w:t>
-      </w:r>
-      <w:r>
-        <w:rPr>
-          <w:lang w:val="ne_NP" w:bidi="ne_NP"/>
-        </w:rPr>
       </w:r>
     </w:p>
     <w:p>
@@ -206,13 +200,6 @@
         <w:rPr>
           <w:lang w:val="ne_NP" w:bidi="ne_NP"/>
         </w:rPr>
-      </w:r>
-      <w:r>
-        <w:rPr>
-          <w:i/>
-          <w:lang w:val="ne_NP" w:bidi="ne_NP"/>
-        </w:rPr>
-        <w:t>Jude 1:1, Jude 1:2, Jude 1:3, Jude 1:4, Jude 1:5, Jude 1:6, Jude 1:7, Jude 1:8, Jude 1:9, Jude 1:10, Jude 1:11, Jude 1:12, Jude 1:13, Jude 1:14, Jude 1:15, Jude 1:16, Jude 1:17, Jude 1:18, Jude 1:19, Jude 1:20, Jude 1:21, Jude 1:22, Jude 1:23, Jude 1:24, Jude 1:25</w:t>
       </w:r>
       <w:r>
         <w:rPr>
@@ -323,22 +310,6 @@
       </w:r>
     </w:p>
     <w:p>
-      <w:pPr>
-        <w:pStyle w:val="Heading2"/>
-      </w:pPr>
-      <w:r>
-        <w:rPr>
-          <w:lang w:val="ne_NP" w:bidi="ne_NP"/>
-        </w:rPr>
-        <w:t>Jude 1:2</w:t>
-      </w:r>
-      <w:r>
-        <w:rPr>
-          <w:lang w:val="ne_NP" w:bidi="ne_NP"/>
-        </w:rPr>
-      </w:r>
-    </w:p>
-    <w:p>
       <w:pPr/>
       <w:r>
         <w:rPr>
@@ -378,22 +349,6 @@
       </w:r>
     </w:p>
     <w:p>
-      <w:pPr>
-        <w:pStyle w:val="Heading2"/>
-      </w:pPr>
-      <w:r>
-        <w:rPr>
-          <w:lang w:val="ne_NP" w:bidi="ne_NP"/>
-        </w:rPr>
-        <w:t>Jude 1:3</w:t>
-      </w:r>
-      <w:r>
-        <w:rPr>
-          <w:lang w:val="ne_NP" w:bidi="ne_NP"/>
-        </w:rPr>
-      </w:r>
-    </w:p>
-    <w:p>
       <w:pPr/>
       <w:r>
         <w:rPr>
@@ -433,22 +388,6 @@
       </w:r>
     </w:p>
     <w:p>
-      <w:pPr>
-        <w:pStyle w:val="Heading2"/>
-      </w:pPr>
-      <w:r>
-        <w:rPr>
-          <w:lang w:val="ne_NP" w:bidi="ne_NP"/>
-        </w:rPr>
-        <w:t>Jude 1:4</w:t>
-      </w:r>
-      <w:r>
-        <w:rPr>
-          <w:lang w:val="ne_NP" w:bidi="ne_NP"/>
-        </w:rPr>
-      </w:r>
-    </w:p>
-    <w:p>
       <w:pPr/>
       <w:r>
         <w:rPr>
@@ -488,22 +427,6 @@
       </w:r>
     </w:p>
     <w:p>
-      <w:pPr>
-        <w:pStyle w:val="Heading2"/>
-      </w:pPr>
-      <w:r>
-        <w:rPr>
-          <w:lang w:val="ne_NP" w:bidi="ne_NP"/>
-        </w:rPr>
-        <w:t>Jude 1:5</w:t>
-      </w:r>
-      <w:r>
-        <w:rPr>
-          <w:lang w:val="ne_NP" w:bidi="ne_NP"/>
-        </w:rPr>
-      </w:r>
-    </w:p>
-    <w:p>
       <w:pPr/>
       <w:r>
         <w:rPr>
@@ -543,22 +466,6 @@
       </w:r>
     </w:p>
     <w:p>
-      <w:pPr>
-        <w:pStyle w:val="Heading2"/>
-      </w:pPr>
-      <w:r>
-        <w:rPr>
-          <w:lang w:val="ne_NP" w:bidi="ne_NP"/>
-        </w:rPr>
-        <w:t>Jude 1:6</w:t>
-      </w:r>
-      <w:r>
-        <w:rPr>
-          <w:lang w:val="ne_NP" w:bidi="ne_NP"/>
-        </w:rPr>
-      </w:r>
-    </w:p>
-    <w:p>
       <w:pPr/>
       <w:r>
         <w:rPr>
@@ -598,22 +505,6 @@
       </w:r>
     </w:p>
     <w:p>
-      <w:pPr>
-        <w:pStyle w:val="Heading2"/>
-      </w:pPr>
-      <w:r>
-        <w:rPr>
-          <w:lang w:val="ne_NP" w:bidi="ne_NP"/>
-        </w:rPr>
-        <w:t>Jude 1:7</w:t>
-      </w:r>
-      <w:r>
-        <w:rPr>
-          <w:lang w:val="ne_NP" w:bidi="ne_NP"/>
-        </w:rPr>
-      </w:r>
-    </w:p>
-    <w:p>
       <w:pPr/>
       <w:r>
         <w:rPr>
@@ -653,22 +544,6 @@
       </w:r>
     </w:p>
     <w:p>
-      <w:pPr>
-        <w:pStyle w:val="Heading2"/>
-      </w:pPr>
-      <w:r>
-        <w:rPr>
-          <w:lang w:val="ne_NP" w:bidi="ne_NP"/>
-        </w:rPr>
-        <w:t>Jude 1:8</w:t>
-      </w:r>
-      <w:r>
-        <w:rPr>
-          <w:lang w:val="ne_NP" w:bidi="ne_NP"/>
-        </w:rPr>
-      </w:r>
-    </w:p>
-    <w:p>
       <w:pPr/>
       <w:r>
         <w:rPr>
@@ -708,22 +583,6 @@
       </w:r>
     </w:p>
     <w:p>
-      <w:pPr>
-        <w:pStyle w:val="Heading2"/>
-      </w:pPr>
-      <w:r>
-        <w:rPr>
-          <w:lang w:val="ne_NP" w:bidi="ne_NP"/>
-        </w:rPr>
-        <w:t>Jude 1:9</w:t>
-      </w:r>
-      <w:r>
-        <w:rPr>
-          <w:lang w:val="ne_NP" w:bidi="ne_NP"/>
-        </w:rPr>
-      </w:r>
-    </w:p>
-    <w:p>
       <w:pPr/>
       <w:r>
         <w:rPr>
@@ -763,22 +622,6 @@
       </w:r>
     </w:p>
     <w:p>
-      <w:pPr>
-        <w:pStyle w:val="Heading2"/>
-      </w:pPr>
-      <w:r>
-        <w:rPr>
-          <w:lang w:val="ne_NP" w:bidi="ne_NP"/>
-        </w:rPr>
-        <w:t>Jude 1:10</w:t>
-      </w:r>
-      <w:r>
-        <w:rPr>
-          <w:lang w:val="ne_NP" w:bidi="ne_NP"/>
-        </w:rPr>
-      </w:r>
-    </w:p>
-    <w:p>
       <w:pPr/>
       <w:r>
         <w:rPr>
@@ -818,22 +661,6 @@
       </w:r>
     </w:p>
     <w:p>
-      <w:pPr>
-        <w:pStyle w:val="Heading2"/>
-      </w:pPr>
-      <w:r>
-        <w:rPr>
-          <w:lang w:val="ne_NP" w:bidi="ne_NP"/>
-        </w:rPr>
-        <w:t>Jude 1:11</w:t>
-      </w:r>
-      <w:r>
-        <w:rPr>
-          <w:lang w:val="ne_NP" w:bidi="ne_NP"/>
-        </w:rPr>
-      </w:r>
-    </w:p>
-    <w:p>
       <w:pPr/>
       <w:r>
         <w:rPr>
@@ -873,22 +700,6 @@
       </w:r>
     </w:p>
     <w:p>
-      <w:pPr>
-        <w:pStyle w:val="Heading2"/>
-      </w:pPr>
-      <w:r>
-        <w:rPr>
-          <w:lang w:val="ne_NP" w:bidi="ne_NP"/>
-        </w:rPr>
-        <w:t>Jude 1:12</w:t>
-      </w:r>
-      <w:r>
-        <w:rPr>
-          <w:lang w:val="ne_NP" w:bidi="ne_NP"/>
-        </w:rPr>
-      </w:r>
-    </w:p>
-    <w:p>
       <w:pPr/>
       <w:r>
         <w:rPr>
@@ -928,22 +739,6 @@
       </w:r>
     </w:p>
     <w:p>
-      <w:pPr>
-        <w:pStyle w:val="Heading2"/>
-      </w:pPr>
-      <w:r>
-        <w:rPr>
-          <w:lang w:val="ne_NP" w:bidi="ne_NP"/>
-        </w:rPr>
-        <w:t>Jude 1:13</w:t>
-      </w:r>
-      <w:r>
-        <w:rPr>
-          <w:lang w:val="ne_NP" w:bidi="ne_NP"/>
-        </w:rPr>
-      </w:r>
-    </w:p>
-    <w:p>
       <w:pPr/>
       <w:r>
         <w:rPr>
@@ -983,22 +778,6 @@
       </w:r>
     </w:p>
     <w:p>
-      <w:pPr>
-        <w:pStyle w:val="Heading2"/>
-      </w:pPr>
-      <w:r>
-        <w:rPr>
-          <w:lang w:val="ne_NP" w:bidi="ne_NP"/>
-        </w:rPr>
-        <w:t>Jude 1:14</w:t>
-      </w:r>
-      <w:r>
-        <w:rPr>
-          <w:lang w:val="ne_NP" w:bidi="ne_NP"/>
-        </w:rPr>
-      </w:r>
-    </w:p>
-    <w:p>
       <w:pPr/>
       <w:r>
         <w:rPr>
@@ -1038,22 +817,6 @@
       </w:r>
     </w:p>
     <w:p>
-      <w:pPr>
-        <w:pStyle w:val="Heading2"/>
-      </w:pPr>
-      <w:r>
-        <w:rPr>
-          <w:lang w:val="ne_NP" w:bidi="ne_NP"/>
-        </w:rPr>
-        <w:t>Jude 1:15</w:t>
-      </w:r>
-      <w:r>
-        <w:rPr>
-          <w:lang w:val="ne_NP" w:bidi="ne_NP"/>
-        </w:rPr>
-      </w:r>
-    </w:p>
-    <w:p>
       <w:pPr/>
       <w:r>
         <w:rPr>
@@ -1093,22 +856,6 @@
       </w:r>
     </w:p>
     <w:p>
-      <w:pPr>
-        <w:pStyle w:val="Heading2"/>
-      </w:pPr>
-      <w:r>
-        <w:rPr>
-          <w:lang w:val="ne_NP" w:bidi="ne_NP"/>
-        </w:rPr>
-        <w:t>Jude 1:16</w:t>
-      </w:r>
-      <w:r>
-        <w:rPr>
-          <w:lang w:val="ne_NP" w:bidi="ne_NP"/>
-        </w:rPr>
-      </w:r>
-    </w:p>
-    <w:p>
       <w:pPr/>
       <w:r>
         <w:rPr>
@@ -1148,22 +895,6 @@
       </w:r>
     </w:p>
     <w:p>
-      <w:pPr>
-        <w:pStyle w:val="Heading2"/>
-      </w:pPr>
-      <w:r>
-        <w:rPr>
-          <w:lang w:val="ne_NP" w:bidi="ne_NP"/>
-        </w:rPr>
-        <w:t>Jude 1:17</w:t>
-      </w:r>
-      <w:r>
-        <w:rPr>
-          <w:lang w:val="ne_NP" w:bidi="ne_NP"/>
-        </w:rPr>
-      </w:r>
-    </w:p>
-    <w:p>
       <w:pPr/>
       <w:r>
         <w:rPr>
@@ -1203,22 +934,6 @@
       </w:r>
     </w:p>
     <w:p>
-      <w:pPr>
-        <w:pStyle w:val="Heading2"/>
-      </w:pPr>
-      <w:r>
-        <w:rPr>
-          <w:lang w:val="ne_NP" w:bidi="ne_NP"/>
-        </w:rPr>
-        <w:t>Jude 1:18</w:t>
-      </w:r>
-      <w:r>
-        <w:rPr>
-          <w:lang w:val="ne_NP" w:bidi="ne_NP"/>
-        </w:rPr>
-      </w:r>
-    </w:p>
-    <w:p>
       <w:pPr/>
       <w:r>
         <w:rPr>
@@ -1258,22 +973,6 @@
       </w:r>
     </w:p>
     <w:p>
-      <w:pPr>
-        <w:pStyle w:val="Heading2"/>
-      </w:pPr>
-      <w:r>
-        <w:rPr>
-          <w:lang w:val="ne_NP" w:bidi="ne_NP"/>
-        </w:rPr>
-        <w:t>Jude 1:19</w:t>
-      </w:r>
-      <w:r>
-        <w:rPr>
-          <w:lang w:val="ne_NP" w:bidi="ne_NP"/>
-        </w:rPr>
-      </w:r>
-    </w:p>
-    <w:p>
       <w:pPr/>
       <w:r>
         <w:rPr>
@@ -1313,22 +1012,6 @@
       </w:r>
     </w:p>
     <w:p>
-      <w:pPr>
-        <w:pStyle w:val="Heading2"/>
-      </w:pPr>
-      <w:r>
-        <w:rPr>
-          <w:lang w:val="ne_NP" w:bidi="ne_NP"/>
-        </w:rPr>
-        <w:t>Jude 1:20</w:t>
-      </w:r>
-      <w:r>
-        <w:rPr>
-          <w:lang w:val="ne_NP" w:bidi="ne_NP"/>
-        </w:rPr>
-      </w:r>
-    </w:p>
-    <w:p>
       <w:pPr/>
       <w:r>
         <w:rPr>
@@ -1368,22 +1051,6 @@
       </w:r>
     </w:p>
     <w:p>
-      <w:pPr>
-        <w:pStyle w:val="Heading2"/>
-      </w:pPr>
-      <w:r>
-        <w:rPr>
-          <w:lang w:val="ne_NP" w:bidi="ne_NP"/>
-        </w:rPr>
-        <w:t>Jude 1:21</w:t>
-      </w:r>
-      <w:r>
-        <w:rPr>
-          <w:lang w:val="ne_NP" w:bidi="ne_NP"/>
-        </w:rPr>
-      </w:r>
-    </w:p>
-    <w:p>
       <w:pPr/>
       <w:r>
         <w:rPr>
@@ -1423,22 +1090,6 @@
       </w:r>
     </w:p>
     <w:p>
-      <w:pPr>
-        <w:pStyle w:val="Heading2"/>
-      </w:pPr>
-      <w:r>
-        <w:rPr>
-          <w:lang w:val="ne_NP" w:bidi="ne_NP"/>
-        </w:rPr>
-        <w:t>Jude 1:22</w:t>
-      </w:r>
-      <w:r>
-        <w:rPr>
-          <w:lang w:val="ne_NP" w:bidi="ne_NP"/>
-        </w:rPr>
-      </w:r>
-    </w:p>
-    <w:p>
       <w:pPr/>
       <w:r>
         <w:rPr>
@@ -1478,22 +1129,6 @@
       </w:r>
     </w:p>
     <w:p>
-      <w:pPr>
-        <w:pStyle w:val="Heading2"/>
-      </w:pPr>
-      <w:r>
-        <w:rPr>
-          <w:lang w:val="ne_NP" w:bidi="ne_NP"/>
-        </w:rPr>
-        <w:t>Jude 1:23</w:t>
-      </w:r>
-      <w:r>
-        <w:rPr>
-          <w:lang w:val="ne_NP" w:bidi="ne_NP"/>
-        </w:rPr>
-      </w:r>
-    </w:p>
-    <w:p>
       <w:pPr/>
       <w:r>
         <w:rPr>
@@ -1533,22 +1168,6 @@
       </w:r>
     </w:p>
     <w:p>
-      <w:pPr>
-        <w:pStyle w:val="Heading2"/>
-      </w:pPr>
-      <w:r>
-        <w:rPr>
-          <w:lang w:val="ne_NP" w:bidi="ne_NP"/>
-        </w:rPr>
-        <w:t>Jude 1:24</w:t>
-      </w:r>
-      <w:r>
-        <w:rPr>
-          <w:lang w:val="ne_NP" w:bidi="ne_NP"/>
-        </w:rPr>
-      </w:r>
-    </w:p>
-    <w:p>
       <w:pPr/>
       <w:r>
         <w:rPr>
@@ -1581,22 +1200,6 @@
     </w:p>
     <w:p>
       <w:pPr/>
-      <w:r>
-        <w:rPr>
-          <w:lang w:val="ne_NP" w:bidi="ne_NP"/>
-        </w:rPr>
-      </w:r>
-    </w:p>
-    <w:p>
-      <w:pPr>
-        <w:pStyle w:val="Heading2"/>
-      </w:pPr>
-      <w:r>
-        <w:rPr>
-          <w:lang w:val="ne_NP" w:bidi="ne_NP"/>
-        </w:rPr>
-        <w:t>Jude 1:25</w:t>
-      </w:r>
       <w:r>
         <w:rPr>
           <w:lang w:val="ne_NP" w:bidi="ne_NP"/>

--- a/nep/docx/65.content.docx
+++ b/nep/docx/65.content.docx
@@ -28,22 +28,6 @@
       </w:r>
     </w:p>
     <w:p>
-      <w:pPr>
-        <w:pStyle w:val="Heading2"/>
-      </w:pPr>
-      <w:r>
-        <w:rPr>
-          <w:lang w:val="ne_NP" w:bidi="ne_NP"/>
-        </w:rPr>
-        <w:t>License Information</w:t>
-      </w:r>
-      <w:r>
-        <w:rPr>
-          <w:lang w:val="ne_NP" w:bidi="ne_NP"/>
-        </w:rPr>
-      </w:r>
-    </w:p>
-    <w:p>
       <w:pPr/>
       <w:r>
         <w:rPr>
@@ -61,13 +45,7 @@
         <w:rPr>
           <w:lang w:val="ne_NP" w:bidi="ne_NP"/>
         </w:rPr>
-        <w:t xml:space="preserve"> (Nepali) is based on</w:t>
-      </w:r>
-      <w:r>
-        <w:rPr>
-          <w:lang w:val="ne_NP" w:bidi="ne_NP"/>
-        </w:rPr>
-        <w:t xml:space="preserve">: </w:t>
+        <w:t xml:space="preserve"> (Nepali) is based on: </w:t>
       </w:r>
       <w:r>
         <w:rPr>
@@ -188,19 +166,6 @@
       <w:pPr>
         <w:pStyle w:val="Heading2"/>
       </w:pPr>
-      <w:r>
-        <w:rPr>
-          <w:lang w:val="ne_NP" w:bidi="ne_NP"/>
-        </w:rPr>
-      </w:r>
-    </w:p>
-    <w:p>
-      <w:pPr/>
-      <w:r>
-        <w:rPr>
-          <w:lang w:val="ne_NP" w:bidi="ne_NP"/>
-        </w:rPr>
-      </w:r>
       <w:r>
         <w:rPr>
           <w:lang w:val="ne_NP" w:bidi="ne_NP"/>
